--- a/example_articles/setting/Multiple/1.setting_Multiple_New_York_Times.docx
+++ b/example_articles/setting/Multiple/1.setting_Multiple_New_York_Times.docx
@@ -27,17 +27,17 @@
     </w:p>
     <w:p>
       <w:r>
-        <w:t>Source File: NYT/56.361.DOCX</w:t>
+        <w:t>Source file: NYT/56.361.DOCX</w:t>
       </w:r>
     </w:p>
     <w:p>
       <w:r>
-        <w:t>Raw locations result: ['California']</w:t>
+        <w:t>Raw locations result, 'locations': ['California']</w:t>
       </w:r>
     </w:p>
     <w:p>
       <w:r>
-        <w:t>setting_stand_flat (Standardized): Multiple</w:t>
+        <w:t>Standardized locations result, 'setting_stand_flat': Multiple</w:t>
       </w:r>
     </w:p>
     <w:p>

--- a/example_articles/setting/Multiple/1.setting_Multiple_New_York_Times.docx
+++ b/example_articles/setting/Multiple/1.setting_Multiple_New_York_Times.docx
@@ -7,7 +7,7 @@
         <w:pStyle w:val="Heading1"/>
       </w:pPr>
       <w:r>
-        <w:t>Bronx Man Is Stabbed to Death</w:t>
+        <w:t>PAPA GETS THE BLAME</w:t>
       </w:r>
     </w:p>
     <w:p>
@@ -17,22 +17,22 @@
     </w:p>
     <w:p>
       <w:r>
-        <w:t>Date: 1990-09-12</w:t>
+        <w:t>Date: 1990-04-01</w:t>
       </w:r>
     </w:p>
     <w:p>
       <w:r>
-        <w:t>Section: Section B; Page 3, Column 4; Metropolitan Desk</w:t>
+        <w:t>Section: Section 7; Page 24, Column 1; Book Review Desk; Review</w:t>
       </w:r>
     </w:p>
     <w:p>
       <w:r>
-        <w:t>Source file: NYT/56.361.DOCX</w:t>
+        <w:t>Source file: NYT/52.DOCX</w:t>
       </w:r>
     </w:p>
     <w:p>
       <w:r>
-        <w:t>Raw locations result, 'locations': ['California']</w:t>
+        <w:t>Raw locations result, 'locations': ['France']</w:t>
       </w:r>
     </w:p>
     <w:p>
@@ -49,21 +49,41 @@
     </w:p>
     <w:p>
       <w:r>
-        <w:t>Investigators said they believed the motive was robbery, although the suspect fled without taking any money.</w:t>
+        <w:t>A HISTORY OF PRIVATE LIFE</w:t>
         <w:br/>
-        <w:t>''It is tragic,'' said Brother Lawrence Murphy, principal of All Hallows, a Roman Catholic school with 455 students in the South Bronx.</w:t>
+        <w:t>Volume Four: From the Fires of Revolution to the Great War.</w:t>
         <w:br/>
-        <w:t>''We are all very upset. He loved life tremendously. He had a great sense of humor and a quick wit.''</w:t>
+        <w:t>Edited by Michelle Perrot.</w:t>
         <w:br/>
-        <w:t>Mr. Harley, whose parents worked as building superintendents in the five-story apartment building on Perry Avenue, had a job as a clerk at James Shoe Repair on East 204th Street.</w:t>
+        <w:t>Translated by Arthur Goldhammer.</w:t>
         <w:br/>
-        <w:t>Larry Evans, the college adviser at All Hallows, said Mr. Harley, who graduated in June, had been accepted at Manhattan College. ''He decided to wait a year to see if this was what he wanted to do,'' Mr. Evans said.</w:t>
+        <w:t>Illustrated. 713 pp. Cambridge, Mass.:</w:t>
         <w:br/>
-        <w:t>Three students or recent graduates from the high school have been killed in the last year, Brother Murphy said.</w:t>
+        <w:t>The Belknap Press/Harvard University Press.</w:t>
         <w:br/>
-        <w:t>Friends and neighbors on the quiet, working-class street in the Norwood section of the Bronx were stunned by the killing. ''He came from a lovely home,'' said Michael Considine, 27, a printer. ''We feel horrible.''</w:t>
+        <w:t>$39.95.</w:t>
         <w:br/>
-        <w:t>A witness told the police that the panhandler had approached two other men a short time before he stabbed Mr. Harley.</w:t>
+        <w:t>As with icebergs and volcanoes, seven-eighths of human life remains out of sight. Behind the great events and eminent figures traditionally recorded as history lie teeming behaviors that fill our time - all-pervasive, only half predictable, sometimes wicked. Therefore by conventions of civility in speech and dress we limit access to one another's lives. There are things we would rather not know. Yet the opposite pull of curiosity can become very strong.</w:t>
+        <w:br/>
+        <w:t>Our appetite for the underside of history has long been served by accounts of daily life, by histories of taste and of morals, by personal narratives and, primarily, by novels. Early in this century the influential French Annales school of history deflected the focus of scholarly history from narratives of great events to scrutiny of mentalites - lasting attitudes or mental habits underlying events. That school has succeeded so well in France at least that some historians are leaving mentalites behind in order to burrow even further down toward cases. A large library has accumulated of studies of villages and small-time individuals.</w:t>
+        <w:br/>
+        <w:t>The new emphasis on the history of everybody has now been consecrated in an ambitious five-volume series - ''A History of Private Life'' - published by the distinguished Seuil house in Paris and masterfully translated by Arthur Goldhammer for Harvard University Press. Because of the copious illustrative materials - paintings, drawings, caricatures and photographs, all cannily chosen and wittily captioned to display domestic life - one responds first to a magnificent picture book. It is disappointing to discover that a team of resourceful researchers (unacknowledged in the American edition) assembled the illustrations independently; the authors never refer to the array of images. With foolish parsimony, the American edition omits the handsome colored endpapers of mural paintings and wallpapers that emblazon the Seuil volumes.</w:t>
+        <w:br/>
+        <w:t>A respected nonacademic scholar, Philippe Aries, who liked to call himself a Sunday historian, ''willed, conceived, and prepared'' the series. He died in 1984, when it was half completed. Aries's study of the history of the family in ''Centuries of Childhood'' (1962) has left a visible mark on the first three volumes. He and his collaborators were aware of a problem affecting a history of private life beginning with ancient Rome. The notion of privacy as a valued condition related to individualism did not really take shape until the 19th century, primarily in England. The 20-odd authors of the first three volumes, including the eminent Georges Duby, circumvent this potential difficulty by writing social history with a major emphasis on domestic life and sexual mores. Their generally competent essays offer us something between a nonalphabetical encyclopedia and a miscellany, with no primary subject and no sustained argument.</w:t>
+        <w:br/>
+        <w:t>This approach changes in the fourth volume, devoted to the crucial 19th century. That is when separation of home from work place became established, and people began to seek privacy consciously. Furthermore, for this modern period the available documentation about daily life in words and images becomes overwhelming and can be shaped to support almost any thesis. Michelle Perrot, the editor and principal contributor to this volume, has woven two books into one. All the essays except one on England offer sociological studies of private life in 19th-century France combined with severe critical judgments of that life. The shuddering political events of the period are rarely referred to. Three short essays - on the French Revolution, the development of the English ''sweet home'' and rituals and pastimes of the bourgeoisie - make the common point that the Revolution stopped short of liberating women from the home and retained public life for men. The change I refer to occurs in the essays by the main contributors. The way they recast Aries's ideas stands the series on its head. In his introduction to Volume Three, central in every way to the project, Aries explains how increased state intervention in people's lives during the 17th and 18th centuries encouraged the formation of a private sector: ''Ultimately the family became the focus of private life. Its significance changed. No longer was it merely an economic unit for the sake of whose reproduction everything had to be sacrificed. No longer was it a restraint on individual freedom, a place in which power was wielded by women. It became something it had never been: a refuge.''</w:t>
+        <w:br/>
+        <w:t>A scholar best known for her study of the working class, Ms. Perrot appears to continue this interpretation in her opening remarks to Volume Four. She states that ''the nineteenth century was the golden age of private life.'' But in the third paragraph of a 160-page section, she refers to the family not as a haven, but as ''a totalitarian unit'' provoking rebellion and explosion. After looking at some theories of the family from Hegel to Michel Foucault, she easily gathers evidence of family conflict that casts an unfavorable light on the bourgeoisie and paternalistic husbands. The golden age of privacy turns out to be the dark dungeon of family life. In a later section on childhood, Ms. Perrot again subjects the family unit to the ultimate curse of our time: ''totalitarianism.'' This antifamily verdict is not supported by a careful weighing of evidence to refute Aries.</w:t>
+        <w:br/>
+        <w:t>In a 100-page chapter called ''Private Spaces,'' the social historian Roger-Henri Guerrand unfolds a broad panorama of information about domestic architecture and the consequences of extreme inequities in the distribution of wealth. Mr. Guerrand devotes his most impassioned pages to describing and praising the housing project for workers built by the industrialist Jean-Baptiste Andre Godin according to the socialist-utopian principles of Charles Fourier. Godin's social project in Guise (100 miles northeast of Paris) housed more than a hundred families in imposing four-story buildings with running water and toilets on every floor, glassed-in courtyards, medical services, baths and rubbish chutes. Mr. Guerrand dismisses Emile Zola's skepticism about the community, expressed after a brief visit, and states rhapsodically and inaccurately: ''Godin thus realized the Fourierist utopia.'' A few pages later Mr. Guerrand vents his wrath on another entrepreneur, Frederic Le Play, who encouraged workers to save money in order to buy their own homes. According to Mr. Guerrand this ''bizzare idea'' led to France's becoming ''a straitlaced country of self-satisfied homeowners.''</w:t>
+        <w:br/>
+        <w:t>Such sweeping observations pass right by the real need to examine the relation of ownership - particularly absentee and corporate ownership - to our self-awareness as citizens of a community. To a disturbing degree, we have come to think in terms of owning our selves, our persons.</w:t>
+        <w:br/>
+        <w:t>Alain Corbin, the third major contributor to this volume, has studied prostitution in France and published a much discussed work entitled ''The Foul and the Fragrant: Odor and the French Social Imagination'' (1986). Here Mr. Corbin has written 200 pages divided between information and apologia. His brief remarks on the confessional, alcoholism, Pasteur's revolution of the microbe and French psychologists at the century's end show a shrewd investigator at work. But his central subject is the history of contemporary sexuality, which he dates from about 1860, when ''the bourgeoisie began to suffer from its morality.'' The resulting liberation of sexual behavior is variously referred to as ''a slow but profound change,'' ''a mutation,'' and in his final sentence as a ''revolution.'' Mr. Corbin realizes that adequate documentation for these claims is hardly furnished in his brief, unsystematic accounts of adultery, licensed bordellos and courtesans of the demimonde. He ultimately locates the change in ''the emergence of a new species'' - namely, the persecuted figure of the male homosexual:</w:t>
+        <w:br/>
+        <w:t>''When all is said and done, the pederasts of the nineteenth century were the first to develop the model of a strictly hedonistic sexuality, cut off from procreation, which was destined to enjoy a brilliant future. When homosexuals finally emerged from hiding to proclaim their normality, it was, as Philippe Aries remarked, in order to hold out to the young a triumphant new model of virility.'' (My translation.) The paragraph deserves scrutiny. Unless one reads it ironically as an admonition - and I do not - Mr. Corbin is welcoming this new model of strictly hedonistic sexuality and offers it to all of us to enjoy. He mentions no complications, no dangers, social, moral or medical. (In a 1982 article, Aries did discuss the role of the homosexual and the pansexual today - but in more judicious tones than Mr. Corbin's.) In her conclusion, Ms. Perrot picks up the song. The ''desperate effort'' of the 19th century to moor private life to the family dissolved into 20th-century concerns with self, body, psyche and ''sexuality liberated from procreation and marriage.'' It all leads to a ''new system of relations,'' of which unfortunately she provides no description or discussion.</w:t>
+        <w:br/>
+        <w:t>Many of us are well enough informed about the early years of our own century to decide for ourselves about these large claims concerning our sexuality and our morality and about the degree to which such claims constitute a reliable ''history'' of private life, even in France. Anyone who reads the final volume of this series in French will discover the disintegration of the project into political and sexual special pleading. Such pleading is already present in Volume Four.</w:t>
         <w:br/>
         <w:br/>
         <w:t>Graphic</w:t>
@@ -71,7 +91,7 @@
         <w:br/>
         <w:t xml:space="preserve"> </w:t>
         <w:br/>
-        <w:t>Photo: Hughie Harley, 18 years old, who the police said was stabbed to death on Monday after he refused to give a dollar to a panhandler. (William E. Sauro/The New York Times)</w:t>
+        <w:t>Drawing</w:t>
       </w:r>
     </w:p>
     <w:sectPr>

--- a/example_articles/setting/Multiple/1.setting_Multiple_New_York_Times.docx
+++ b/example_articles/setting/Multiple/1.setting_Multiple_New_York_Times.docx
@@ -7,7 +7,7 @@
         <w:pStyle w:val="Heading1"/>
       </w:pPr>
       <w:r>
-        <w:t>PAPA GETS THE BLAME</w:t>
+        <w:t>Increasing Rate Of Foreclosures Upsets Atlanta</w:t>
       </w:r>
     </w:p>
     <w:p>
@@ -17,22 +17,22 @@
     </w:p>
     <w:p>
       <w:r>
-        <w:t>Date: 1990-04-01</w:t>
+        <w:t>Date: 2007-07-09</w:t>
       </w:r>
     </w:p>
     <w:p>
       <w:r>
-        <w:t>Section: Section 7; Page 24, Column 1; Book Review Desk; Review</w:t>
+        <w:t>Section: Section A; Column 0; Business/Financial Desk; Pg. 1</w:t>
       </w:r>
     </w:p>
     <w:p>
       <w:r>
-        <w:t>Source file: NYT/52.DOCX</w:t>
+        <w:t>Source file: NYT/46.DOCX</w:t>
       </w:r>
     </w:p>
     <w:p>
       <w:r>
-        <w:t>Raw locations result, 'locations': ['France']</w:t>
+        <w:t>Raw locations result, 'locations': ['Georgia']</w:t>
       </w:r>
     </w:p>
     <w:p>
@@ -49,41 +49,74 @@
     </w:p>
     <w:p>
       <w:r>
-        <w:t>A HISTORY OF PRIVATE LIFE</w:t>
+        <w:t>Despite a vibrant local economy, Atlanta homeowners are falling behind on mortgage payments and losing their homes at one of the highest rates in the nation, offering a troubling glimpse of what experts fear may be in store for other parts of the country.</w:t>
         <w:br/>
-        <w:t>Volume Four: From the Fires of Revolution to the Great War.</w:t>
+        <w:t xml:space="preserve">  The real estate slump here and elsewhere is likely to worsen, given that most of the adjustable rate mortgages written in the last three years will be reset with higher interest rates, said Christopher F. Thornberg, an economist with Beacon Economics in Los Angeles. As a result, borrowers of an estimated $800 billion in loans will be forced in the next 12 months to 18 months to make bigger monthly payments, refinance or sell their homes.</w:t>
         <w:br/>
-        <w:t>Edited by Michelle Perrot.</w:t>
+        <w:t xml:space="preserve">  A big reason the fallout is occurring faster here is a Georgia law that permits lenders to foreclose on properties more quickly than in other states. The problems include not just people losing their homes, but also sharp declines in property values, particularly in lower-income and working-class neighborhoods.</w:t>
         <w:br/>
-        <w:t>Translated by Arthur Goldhammer.</w:t>
+        <w:t xml:space="preserve">  For example, a three-bedroom house near Turner Field, where the Atlanta Braves baseball team plays, fetched a high bid late last month of $134,000 at an auction by the bank that took possession of it. Almost three years ago, the new home was bought for $330,000.</w:t>
         <w:br/>
-        <w:t>Illustrated. 713 pp. Cambridge, Mass.:</w:t>
+        <w:t xml:space="preserve">  While the surge in foreclosures in other big cities like Cleveland, New Orleans and Detroit can be attributed to local economic challenges, Atlanta more closely reflects the nation. Its unemployment rate, 4.9 percent in May, is low and close to the national average of 4.5 percent. And businesses here are adding jobs, albeit at a slower pace than they were last year.</w:t>
         <w:br/>
-        <w:t>The Belknap Press/Harvard University Press.</w:t>
+        <w:t xml:space="preserve">  Like others across the country, homeowners here took out aggressive mortgages in the last few years when interest rates were low and housing prices were soaring. Now many are falling behind -- some have lost jobs or experienced other financial difficulties, but many others are not able to refinance because their homes are worth less than they paid for them and their credit is now too weak for them to qualify for another loan.</w:t>
         <w:br/>
-        <w:t>$39.95.</w:t>
+        <w:t xml:space="preserve">  So far, the pain has been limited to those on the financial margins, but as more loans are reset to higher rates and home prices continue to slide, more homeowners will be unable to meet rising payments or to refinance. ''This is a process that is starting low and will go high,'' said Mr. Thornberg, the  economist in Los Angeles.</w:t>
         <w:br/>
-        <w:t>As with icebergs and volcanoes, seven-eighths of human life remains out of sight. Behind the great events and eminent figures traditionally recorded as history lie teeming behaviors that fill our time - all-pervasive, only half predictable, sometimes wicked. Therefore by conventions of civility in speech and dress we limit access to one another's lives. There are things we would rather not know. Yet the opposite pull of curiosity can become very strong.</w:t>
+        <w:t xml:space="preserve">  Atlanta also serves as a microcosm for some broader national trends: wages have been stagnant for much of this decade, homeowners have taken on record amounts of debt, and mortgage fraud has been on the rise.</w:t>
         <w:br/>
-        <w:t>Our appetite for the underside of history has long been served by accounts of daily life, by histories of taste and of morals, by personal narratives and, primarily, by novels. Early in this century the influential French Annales school of history deflected the focus of scholarly history from narratives of great events to scrutiny of mentalites - lasting attitudes or mental habits underlying events. That school has succeeded so well in France at least that some historians are leaving mentalites behind in order to burrow even further down toward cases. A large library has accumulated of studies of villages and small-time individuals.</w:t>
+        <w:t xml:space="preserve">  ''We are a very affordable place,'' said Mike Alexander, the chief of research at the Atlanta Regional Commission, an organization that serves local governments. ''But our incomes are very low, and if anything went wrong, it would be very hard for people to maintain their homes.''</w:t>
         <w:br/>
-        <w:t>The new emphasis on the history of everybody has now been consecrated in an ambitious five-volume series - ''A History of Private Life'' - published by the distinguished Seuil house in Paris and masterfully translated by Arthur Goldhammer for Harvard University Press. Because of the copious illustrative materials - paintings, drawings, caricatures and photographs, all cannily chosen and wittily captioned to display domestic life - one responds first to a magnificent picture book. It is disappointing to discover that a team of resourceful researchers (unacknowledged in the American edition) assembled the illustrations independently; the authors never refer to the array of images. With foolish parsimony, the American edition omits the handsome colored endpapers of mural paintings and wallpapers that emblazon the Seuil volumes.</w:t>
+        <w:t xml:space="preserve">  An estimated 2.7 percent of all housing units in the region were in foreclosure at the end of last year, up from 1.1 percent in 2000, according to an analysis by the commission. Nationally, less than 1 percent of all housing units were in foreclosure, according to data from the Mortgage Bankers Association and the Census Bureau.</w:t>
         <w:br/>
-        <w:t>A respected nonacademic scholar, Philippe Aries, who liked to call himself a Sunday historian, ''willed, conceived, and prepared'' the series. He died in 1984, when it was half completed. Aries's study of the history of the family in ''Centuries of Childhood'' (1962) has left a visible mark on the first three volumes. He and his collaborators were aware of a problem affecting a history of private life beginning with ancient Rome. The notion of privacy as a valued condition related to individualism did not really take shape until the 19th century, primarily in England. The 20-odd authors of the first three volumes, including the eminent Georges Duby, circumvent this potential difficulty by writing social history with a major emphasis on domestic life and sexual mores. Their generally competent essays offer us something between a nonalphabetical encyclopedia and a miscellany, with no primary subject and no sustained argument.</w:t>
+        <w:t xml:space="preserve">  Though Atlanta has added jobs in recent years, they pay less than the jobs the region lost after the technology boom of the late 1990s ended. The median household income was only 7.6 percent higher in 2005 than in 2000, according to the Census Bureau. That is about half the rate of inflation during that period, and it mirrors what has occurred nationally. </w:t>
         <w:br/>
-        <w:t>This approach changes in the fourth volume, devoted to the crucial 19th century. That is when separation of home from work place became established, and people began to seek privacy consciously. Furthermore, for this modern period the available documentation about daily life in words and images becomes overwhelming and can be shaped to support almost any thesis. Michelle Perrot, the editor and principal contributor to this volume, has woven two books into one. All the essays except one on England offer sociological studies of private life in 19th-century France combined with severe critical judgments of that life. The shuddering political events of the period are rarely referred to. Three short essays - on the French Revolution, the development of the English ''sweet home'' and rituals and pastimes of the bourgeoisie - make the common point that the Revolution stopped short of liberating women from the home and retained public life for men. The change I refer to occurs in the essays by the main contributors. The way they recast Aries's ideas stands the series on its head. In his introduction to Volume Three, central in every way to the project, Aries explains how increased state intervention in people's lives during the 17th and 18th centuries encouraged the formation of a private sector: ''Ultimately the family became the focus of private life. Its significance changed. No longer was it merely an economic unit for the sake of whose reproduction everything had to be sacrificed. No longer was it a restraint on individual freedom, a place in which power was wielded by women. It became something it had never been: a refuge.''</w:t>
+        <w:t xml:space="preserve">  While wages have languished, average Atlanta families are shouldering more debt. As of March, residents had bigger credit card balances, mortgages and car loans relative to their income than average Americans, according to data compiled by Moody'sEconomy.com. And the equity that Atlanta residents have in their homes -- the value of their house minus what they owe -- has dropped 14 percent since peaking in late 2005.</w:t>
         <w:br/>
-        <w:t>A scholar best known for her study of the working class, Ms. Perrot appears to continue this interpretation in her opening remarks to Volume Four. She states that ''the nineteenth century was the golden age of private life.'' But in the third paragraph of a 160-page section, she refers to the family not as a haven, but as ''a totalitarian unit'' provoking rebellion and explosion. After looking at some theories of the family from Hegel to Michel Foucault, she easily gathers evidence of family conflict that casts an unfavorable light on the bourgeoisie and paternalistic husbands. The golden age of privacy turns out to be the dark dungeon of family life. In a later section on childhood, Ms. Perrot again subjects the family unit to the ultimate curse of our time: ''totalitarianism.'' This antifamily verdict is not supported by a careful weighing of evidence to refute Aries.</w:t>
+        <w:t xml:space="preserve">  By comparison, in California -- the state where mortgage lending was most aggressive, real estate prices climbed fastest and homeowners have the highest debt burdens  -- home equity values have dropped about 10 percent from their peak in 2005. </w:t>
         <w:br/>
-        <w:t>In a 100-page chapter called ''Private Spaces,'' the social historian Roger-Henri Guerrand unfolds a broad panorama of information about domestic architecture and the consequences of extreme inequities in the distribution of wealth. Mr. Guerrand devotes his most impassioned pages to describing and praising the housing project for workers built by the industrialist Jean-Baptiste Andre Godin according to the socialist-utopian principles of Charles Fourier. Godin's social project in Guise (100 miles northeast of Paris) housed more than a hundred families in imposing four-story buildings with running water and toilets on every floor, glassed-in courtyards, medical services, baths and rubbish chutes. Mr. Guerrand dismisses Emile Zola's skepticism about the community, expressed after a brief visit, and states rhapsodically and inaccurately: ''Godin thus realized the Fourierist utopia.'' A few pages later Mr. Guerrand vents his wrath on another entrepreneur, Frederic Le Play, who encouraged workers to save money in order to buy their own homes. According to Mr. Guerrand this ''bizzare idea'' led to France's becoming ''a straitlaced country of self-satisfied homeowners.''</w:t>
+        <w:t xml:space="preserve">  Georgia's foreclosure laws have also accelerated a process that can drag on for months in legal proceedings in other states. Lenders can declare a borrower in default and reclaim a house in as little as 60 days. </w:t>
         <w:br/>
-        <w:t>Such sweeping observations pass right by the real need to examine the relation of ownership - particularly absentee and corporate ownership - to our self-awareness as citizens of a community. To a disturbing degree, we have come to think in terms of owning our selves, our persons.</w:t>
+        <w:t xml:space="preserve">  ''Because of the foreclosure laws, it may be that people go from delinquency into foreclosure much more quickly in Georgia,'' said Mark Zandi, chief economist at Moody's Economy.com.</w:t>
         <w:br/>
-        <w:t>Alain Corbin, the third major contributor to this volume, has studied prostitution in France and published a much discussed work entitled ''The Foul and the Fragrant: Odor and the French Social Imagination'' (1986). Here Mr. Corbin has written 200 pages divided between information and apologia. His brief remarks on the confessional, alcoholism, Pasteur's revolution of the microbe and French psychologists at the century's end show a shrewd investigator at work. But his central subject is the history of contemporary sexuality, which he dates from about 1860, when ''the bourgeoisie began to suffer from its morality.'' The resulting liberation of sexual behavior is variously referred to as ''a slow but profound change,'' ''a mutation,'' and in his final sentence as a ''revolution.'' Mr. Corbin realizes that adequate documentation for these claims is hardly furnished in his brief, unsystematic accounts of adultery, licensed bordellos and courtesans of the demimonde. He ultimately locates the change in ''the emergence of a new species'' - namely, the persecuted figure of the male homosexual:</w:t>
+        <w:t xml:space="preserve">  That still would not explain why so many people fall behind on house payments in the first place. </w:t>
         <w:br/>
-        <w:t>''When all is said and done, the pederasts of the nineteenth century were the first to develop the model of a strictly hedonistic sexuality, cut off from procreation, which was destined to enjoy a brilliant future. When homosexuals finally emerged from hiding to proclaim their normality, it was, as Philippe Aries remarked, in order to hold out to the young a triumphant new model of virility.'' (My translation.) The paragraph deserves scrutiny. Unless one reads it ironically as an admonition - and I do not - Mr. Corbin is welcoming this new model of strictly hedonistic sexuality and offers it to all of us to enjoy. He mentions no complications, no dangers, social, moral or medical. (In a 1982 article, Aries did discuss the role of the homosexual and the pansexual today - but in more judicious tones than Mr. Corbin's.) In her conclusion, Ms. Perrot picks up the song. The ''desperate effort'' of the 19th century to moor private life to the family dissolved into 20th-century concerns with self, body, psyche and ''sexuality liberated from procreation and marriage.'' It all leads to a ''new system of relations,'' of which unfortunately she provides no description or discussion.</w:t>
+        <w:t xml:space="preserve">  At the end of March, 6 percent of all mortgages in Georgia were more than 30 days past due, the fourth-highest rate in the nation, according to the Mortgage Bankers Association. Mississippi, Louisiana and Michigan had more loans past due.</w:t>
         <w:br/>
-        <w:t>Many of us are well enough informed about the early years of our own century to decide for ourselves about these large claims concerning our sexuality and our morality and about the degree to which such claims constitute a reliable ''history'' of private life, even in France. Anyone who reads the final volume of this series in French will discover the disintegration of the project into political and sexual special pleading. Such pleading is already present in Volume Four.</w:t>
+        <w:t xml:space="preserve">  Rajeev Dhawan, an economics professor at Georgia State University, has started studying the characteristics of loans on homes that are in foreclosure. His preliminary analysis of data from April shows that nearly half were for adjustable rate mortgages and many were issued in the last two years. </w:t>
+        <w:br/>
+        <w:t xml:space="preserve">  ''Everybody thought if the home prices kept going up, the lenders will keep refinancing you,'' he said.</w:t>
+        <w:br/>
+        <w:t xml:space="preserve">  In recent years, industry groups and law enforcement agencies have also cited Atlanta for being home to some aggressive mortgage fraud schemes. It may have been an easier target because the prices of homes in the same neighborhood can vary greatly here, making it easier to inflate appraisals.</w:t>
+        <w:br/>
+        <w:t xml:space="preserve">  Auctions for a dozen homes conducted one day in late June across the Atlanta area -- from gritty inner-city neighborhoods to the affluent suburb of Marietta -- provide a window into how the real estate slump is playing out here.</w:t>
+        <w:br/>
+        <w:t xml:space="preserve">  The most prized property on offer that day was a stately four-bedroom brick home in Marietta that sits on a tree-covered lot measuring three-quarters of an acre. It fetched a high bid of $646,000, about $60,000 more than the last mortgage on the property. More than 200 people turned up at the auction, and the winning bidders were a young couple, Cameron and Jamie Clayton, who are expecting a second child this year.</w:t>
+        <w:br/>
+        <w:t xml:space="preserve">  ''I wouldn't say it is a steal,'' said Mr. Clayton, who is an executive at The Weather Channel. ''We paid the same price we would have paid on the market, maybe more.''</w:t>
+        <w:br/>
+        <w:t xml:space="preserve">  But about 25 miles south, an auction for the three-bedroom home near Turner Field produced a starkly different result. Corey Neureuther, a 29-year-old accountant, was the winning bidder. He said it was his first real estate investment and he was surprised that others did not bid the price up at the auction, which drew about 30 people. Having recently moved to Atlanta from New York, he said he became interested in buying property after learning about foreclosures in the area.</w:t>
+        <w:br/>
+        <w:t xml:space="preserve">  ''I thought for sure it would sell for $200,000 plus,'' he said. Mr. Neureuther said he thought that he could make money by renting out the house.</w:t>
+        <w:br/>
+        <w:t xml:space="preserve">  Stephanie Calhoun, the former owner of the home, could not be reached for comment. Property records show she took out two loans to finance 100 percent of the purchase price. She borrowed the money from Ownit Mortgage Solutions, a California company that sought bankruptcy protection in December after many of its customers defaulted on their loans. Investors who bought bonds backed by Ownit loans will bear the loss on her home.</w:t>
+        <w:br/>
+        <w:t xml:space="preserve">  Dean Williams, the president of Williams &amp; Williams, the firm that conducted the auctions, saidresults of the sales in Atlanta and elsewhere in the country showed that real estate prices were inflated during the recent boom, especially in less affluent areas.</w:t>
+        <w:br/>
+        <w:t xml:space="preserve">  ''When you find out what the market price really is, it can be a joke,'' said Mr. Williams, whose family-owned firm is based in Tulsa, Okla.</w:t>
+        <w:br/>
+        <w:t xml:space="preserve">  Economists say auctions are generally the most efficient way to determine prices. But only about 1 percent of residential real estate sold in the country last year by dollar value was auctioned.</w:t>
+        <w:br/>
+        <w:t xml:space="preserve">  Most sellers still list homes and wait until they get an offer close to their asking price. At the end of March, 2.8 percent of all owner-occupied homes nationally were vacant and for sale, up from 1.8 percent at the start of 2005. That is the highest vacancy rate in the 51 years the Census Bureau has been tracking it. </w:t>
+        <w:br/>
+        <w:t xml:space="preserve">  But as more homes end up in the hands of banks and trustees for mortgage bonds -- who are typically looking to minimize losses  -- auctions may play a bigger role.</w:t>
+        <w:br/>
+        <w:t xml:space="preserve">  Mark Rollins bought a house southwest of downtown Atlanta for $78,000 at one of the Williams &amp; Williams auctions. The property sold for $255,000 in summer  2004. Mr. Rollins, who is a Realtor, said he planned to live in the house for a couple of years, fix it up and resell it for $150,000 when the market recovered. </w:t>
+        <w:br/>
+        <w:t xml:space="preserve">  Why did the house sell for so much more in 2004? Mr. Rollins has a simple theory: ''The market was hot, the interest rates were low, and they were giving all kinds of deals to people.''</w:t>
+        <w:br/>
+        <w:br/>
+        <w:t>http://www.nytimes.com</w:t>
         <w:br/>
         <w:br/>
         <w:t>Graphic</w:t>
@@ -91,7 +124,7 @@
         <w:br/>
         <w:t xml:space="preserve"> </w:t>
         <w:br/>
-        <w:t>Drawing</w:t>
+        <w:t>Photo: An auctioneer for William &amp; Williams sought bids last month for a distressed or foreclosed home in Stone Mountain, Ga., not far from Atlanta. (Photograph by Jessica McGowan for The New York Times)(pg. A15) Charts: ''A Slumping Market'' Home prices soared in Atlanta during the recent real estate boom, peaking in mid-2006. Now, defaults and foreclosures are increasing as homeowners contend with rising house payments. (Source: Case-Shiller indexes, Atlanta Regional Commission/Equity Depot)(pg. A15)  Chart shows a line graph and a bar graph</w:t>
       </w:r>
     </w:p>
     <w:sectPr>
